--- a/cartographer/corpus_raw/MASTERS_X_BOOK3_ITALICIZED_FIXED.docx
+++ b/cartographer/corpus_raw/MASTERS_X_BOOK3_ITALICIZED_FIXED.docx
@@ -752,7 +752,7 @@
           <w:color w:val="1A1A1A"/>
           <w:sz w:val="22"/>
         </w:rPr>
-        <w:t>Marcus Chen on his front porch, wearing a Kansas City Royals cap and looking like a man who had been sleeping eight hours a night and eating regular meals, a description that would not have applied to the Marcus Blake had known during the demonstration, whose synesthesia had been dissolving around him like a building losing its paint.</w:t>
+        <w:t>Marcus Whitaker on his front porch, wearing a Kansas City Royals cap and looking like a man who had been sleeping eight hours a night and eating regular meals, a description that would not have applied to the Marcus Blake had known during the demonstration, whose synesthesia had been dissolving around him like a building losing its paint.</w:t>
       </w:r>
     </w:p>
     <w:p>
@@ -2550,7 +2550,7 @@
           <w:color w:val="1A1A1A"/>
           <w:sz w:val="22"/>
         </w:rPr>
-        <w:t>Margaret Chen spoke first. Board chair, former dean, a woman who had run two non-profits and a university department and who treated the Foundation board with the particular affection of someone who had finally found an organization worth governing.</w:t>
+        <w:t>Margaret Ferrand spoke first. Board chair, former dean, a woman who had run two non-profits and a university department and who treated the Foundation board with the particular affection of someone who had finally found an organization worth governing.</w:t>
       </w:r>
     </w:p>
     <w:p>
@@ -2733,7 +2733,7 @@
           <w:color w:val="1A1A1A"/>
           <w:sz w:val="22"/>
         </w:rPr>
-        <w:t>Marcus Chen, Director of Instruction. His job: develop a curriculum for teaching the 15-minute attention protocol. Not to perceivers. To teachers. People who would go out into classrooms and community centers and churches and mosques and teach other people to sit for three minutes and listen.</w:t>
+        <w:t>Marcus Whitaker, Director of Instruction. His job: develop a curriculum for teaching the 15-minute attention protocol. Not to perceivers. To teachers. People who would go out into classrooms and community centers and churches and mosques and teach other people to sit for three minutes and listen.</w:t>
       </w:r>
     </w:p>
     <w:p>
@@ -5246,7 +5246,7 @@
           <w:color w:val="1A1A1A"/>
           <w:sz w:val="22"/>
         </w:rPr>
-        <w:t>Eight others, each with their own modality: Laura Chen (thermal perception), Marcus Jr. (rhythmic pattern recognition), Tomás Garcia (vestibular sensitivity to infrasound), Sarah Washington (vocal frequency analysis), each of them developing a capacity they had always possessed but had never been given a name for.</w:t>
+        <w:t>Eight others, each with their own modality: Laura Okada (thermal perception), Idris Broussard (rhythmic pattern recognition), Tomás Garcia (vestibular sensitivity to infrasound), Sarah Washington (vocal frequency analysis), each of them developing a capacity they had always possessed but had never been given a name for.</w:t>
       </w:r>
     </w:p>
     <w:p>
@@ -7851,7 +7851,7 @@
           <w:color w:val="1A1A1A"/>
           <w:sz w:val="22"/>
         </w:rPr>
-        <w:t>Margaret Chen: "They're claiming our mirror formula is their trade secret?"</w:t>
+        <w:t>Margaret Ferrand: "They're claiming our mirror formula is their trade secret?"</w:t>
       </w:r>
     </w:p>
     <w:p>
@@ -9821,7 +9821,7 @@
           <w:color w:val="1A1A1A"/>
           <w:sz w:val="22"/>
         </w:rPr>
-        <w:t>She presented the offer without commentary. The board members listened. Margaret Chen took notes. Gerald Stern took different notes. Andrew, participating via satellite from Iceland, his face on the conference room screen, the stone cottage visible behind him, the monitoring equipment humming its 7.83 Hz baseline, said nothing.</w:t>
+        <w:t>She presented the offer without commentary. The board members listened. Margaret Ferrand took notes. Gerald Stern took different notes. Andrew, participating via satellite from Iceland, his face on the conference room screen, the stone cottage visible behind him, the monitoring equipment humming its 7.83 Hz baseline, said nothing.</w:t>
       </w:r>
     </w:p>
     <w:p>
@@ -11039,7 +11039,7 @@
           <w:color w:val="1A1A1A"/>
           <w:sz w:val="22"/>
         </w:rPr>
-        <w:t>“The chamber is ready,” she said. “Marcus ran the mirror calibration at six. All six surfaces are within 0.3% of the Specchi specification. The basalt chamber resonance is stable at 111.2. Andrew, the other Andrew, Tanaka, confirmed the satellite uplink from Reykjavik. The panel is arriving at seven AM. Sabrina’s pre-screening assessments are complete for all twenty-three candidates. The consent renewals are signed. The chamomile tea is stocked.”</w:t>
+        <w:t>“The chamber is ready,” she said. “Marcus ran the mirror calibration at six. All six surfaces are within 0.3% of the Specchi specification. The basalt chamber resonance is stable at 111.2. Nolan Eriksen confirmed the satellite uplink from Reykjavik. The panel is arriving at seven AM. Sabrina’s pre-screening assessments are complete for all twenty-three candidates. The consent renewals are signed. The chamomile tea is stocked.”</w:t>
       </w:r>
     </w:p>
     <w:p>
@@ -11679,7 +11679,7 @@
           <w:color w:val="1A1A1A"/>
           <w:sz w:val="22"/>
         </w:rPr>
-        <w:t>The first six candidates were in position. Yuki at the convergence point: the most experienced, occupying the strongest focal position. Marcus two meters to her left, within the second-harmonic zone. Elena K. and David on the opposite side, in the third-tonal gradient. Lin Chen and Tomoko Ando flanking the entrance arc, at the periphery of the standing wave field.</w:t>
+        <w:t>The first six candidates were in position. Yuki at the convergence point: the most experienced, occupying the strongest focal position. Marcus two meters to her left, within the second-harmonic zone. Elena K. and David on the opposite side, in the third-tonal gradient. Lin Zhao and Tomoko Ando flanking the entrance arc, at the periphery of the standing wave field.</w:t>
       </w:r>
     </w:p>
     <w:p>
@@ -14294,7 +14294,7 @@
           <w:color w:val="1A1A1A"/>
           <w:sz w:val="22"/>
         </w:rPr>
-        <w:t>She had watched the entire seventy-two hours from the observation room. Not the data streams. Andrew watched those. She had watched the people. The panel members leaning forward when the first candidate achieved sustained coherence. Dr. Whitfield's jaw tightening when the LZ complexity scores exceeded the theoretically predicted maximum. Margaret Chen's pen stopping mid-note during Yuki's final rotation. The bioethicist from Stanford who had arrived skeptical and left without speaking, his silence the loudest verdict in the room.</w:t>
+        <w:t>She had watched the entire seventy-two hours from the observation room. Not the data streams. Andrew watched those. She had watched the people. The panel members leaning forward when the first candidate achieved sustained coherence. Dr. Whitfield's jaw tightening when the LZ complexity scores exceeded the theoretically predicted maximum. Margaret Ferrand's pen stopping mid-note during Yuki's final rotation. The bioethicist from Stanford who had arrived skeptical and left without speaking, his silence the loudest verdict in the room.</w:t>
       </w:r>
     </w:p>
     <w:p>
@@ -14663,7 +14663,7 @@
           <w:color w:val="1A1A1A"/>
           <w:sz w:val="22"/>
         </w:rPr>
-        <w:t>"I just talked to Johns Hopkins," Sabrina said. "The Maryland subject who regained speech. His name is Michael Chen. Thirty-four, former Army cognitive specialist. He's describing his experience."</w:t>
+        <w:t>"I just talked to Johns Hopkins," Sabrina said. "The Maryland subject who regained speech. His name is Michael Halloran. Thirty-four, former Army cognitive specialist. He's describing his experience."</w:t>
       </w:r>
     </w:p>
     <w:p>
@@ -15297,7 +15297,7 @@
           <w:color w:val="1A1A1A"/>
           <w:sz w:val="22"/>
         </w:rPr>
-        <w:t>Margaret Chen: "The situation."</w:t>
+        <w:t>Margaret Ferrand: "The situation."</w:t>
       </w:r>
     </w:p>
     <w:p>
@@ -21188,24 +21188,24 @@
           <w:color w:val="1A1A1A"/>
           <w:sz w:val="22"/>
         </w:rPr>
-        <w:t>The servers: shipped to UMKC. Sixteen drives, 47 terabytes, the digital record of every frequency measurement taken in Iceland since Blake first entered the caves, packed in anti-static foam and addressed to Marcus Chen's office with the particular care of a man who understood that data was not information until someone organized it, and that Marcus, steady, thorough, formerly synesthetic Marcus, was the person who would organize it best.</w:t>
-      </w:r>
-    </w:p>
-    <w:p>
-      <w:pPr>
-        <w:spacing w:after="0" w:before="0"/>
-        <w:ind w:firstLine="360"/>
-        <w:jc w:val="both"/>
-      </w:pPr>
-      <w:r>
-        <w:rPr>
-          <w:rFonts w:ascii="Times New Roman" w:hAnsi="Times New Roman"/>
-          <w:b w:val="0"/>
-          <w:i w:val="0"/>
-          <w:color w:val="1A1A1A"/>
-          <w:sz w:val="22"/>
-        </w:rPr>
-        <w:t>The monitors: shipped to Ghana. The real-time frequency tracking equipment, the oscilloscopes and spectrum analyzers and the custom-built harmonic detector that Andrew had designed himself, sent to Kofi Mensah at the University of Ghana. The Volta caves would continue to be monitored. The laterite would continue to sing. Someone would listen.</w:t>
+        <w:t>The servers: shipped to UMKC. Sixteen drives, 47 terabytes, the digital record of every frequency measurement taken in Iceland since Blake first entered the caves, packed in anti-static foam and addressed to Marcus Whitaker's office with the particular care of a man who understood that data was not information until someone organized it, and that Marcus, steady, thorough, formerly synesthetic Marcus, was the person who would organize it best.</w:t>
+      </w:r>
+    </w:p>
+    <w:p>
+      <w:pPr>
+        <w:spacing w:after="0" w:before="0"/>
+        <w:ind w:firstLine="360"/>
+        <w:jc w:val="both"/>
+      </w:pPr>
+      <w:r>
+        <w:rPr>
+          <w:rFonts w:ascii="Times New Roman" w:hAnsi="Times New Roman"/>
+          <w:b w:val="0"/>
+          <w:i w:val="0"/>
+          <w:color w:val="1A1A1A"/>
+          <w:sz w:val="22"/>
+        </w:rPr>
+        <w:t>The monitors: shipped to Ghana. The real-time frequency tracking equipment, the oscilloscopes and spectrum analyzers and the custom-built harmonic detector that Andrew had designed himself, sent to Kofi Asante at the University of Ghana. The Volta caves would continue to be monitored. The laterite would continue to sing. Someone would listen.</w:t>
       </w:r>
     </w:p>
     <w:p>
